--- a/docs/product/docFiles/text-presentation.docx
+++ b/docs/product/docFiles/text-presentation.docx
@@ -7,10 +7,7 @@
         <w:pStyle w:val="etcueberschrift1"/>
       </w:pPr>
       <w:r>
-        <w:t>Einstieg</w:t>
-      </w:r>
-      <w:r>
-        <w:t xml:space="preserve"> (Mario)</w:t>
+        <w:t>Einstieg (Mario)</w:t>
       </w:r>
     </w:p>
     <w:p>
@@ -48,15 +45,44 @@
         <w:pStyle w:val="etcueberschrift1"/>
       </w:pPr>
       <w:r>
-        <w:t>Die Spielwelt</w:t>
-      </w:r>
-      <w:r>
-        <w:t xml:space="preserve"> (Mario)</w:t>
+        <w:t>Die Spielwelt (Mario)</w:t>
       </w:r>
     </w:p>
     <w:p>
       <w:r>
-        <w:t>Eines Tages wacht Nibble plötzlich auf einem Motherboard auf. Er hat keine Ahnung, wie er hierhergekommen ist, und auch keine Ahnung, wie er wieder hinauskommt. Alles um ihn herum ist leblos, still und blass. Er will nur eines: raus.</w:t>
+        <w:t xml:space="preserve">Eines Tages </w:t>
+      </w:r>
+      <w:r>
+        <w:t>er</w:t>
+      </w:r>
+      <w:r>
+        <w:t xml:space="preserve">wacht </w:t>
+      </w:r>
+      <w:proofErr w:type="gramStart"/>
+      <w:r>
+        <w:t>Nibble</w:t>
+      </w:r>
+      <w:proofErr w:type="gramEnd"/>
+      <w:r>
+        <w:t xml:space="preserve"> auf einem Motherboard. Er hat keine Ahnung, wie er hierhergekommen ist, und auch keine Ahnung, wie er wieder hinauskommt. Alles um ihn herum ist leblos, </w:t>
+      </w:r>
+      <w:r>
+        <w:t>blas</w:t>
+      </w:r>
+      <w:r>
+        <w:t xml:space="preserve">s </w:t>
+      </w:r>
+      <w:r>
+        <w:t xml:space="preserve">und </w:t>
+      </w:r>
+      <w:r>
+        <w:t>stil</w:t>
+      </w:r>
+      <w:r>
+        <w:t>l</w:t>
+      </w:r>
+      <w:r>
+        <w:t>. Er will nur eines: raus.</w:t>
       </w:r>
     </w:p>
     <w:p>
@@ -64,15 +90,36 @@
         <w:pStyle w:val="etcueberschrift1"/>
       </w:pPr>
       <w:r>
-        <w:t>Die Reise</w:t>
-      </w:r>
-      <w:r>
-        <w:t xml:space="preserve"> (Oliver)</w:t>
+        <w:t>Die Reise (Oliver)</w:t>
       </w:r>
     </w:p>
     <w:p>
       <w:r>
-        <w:t>Schnell merkt Nibble: Der Weg nach draußen gelingt ihm nur, wenn er alle Stationen auf dem Motherboard zum Leben erweckt. An jeder Station warten Aufgaben und Fragen auf ihn, die er lösen muss. Die erste Station wartet schon: der Kopfhöreranschluss.</w:t>
+        <w:t xml:space="preserve">Schnell merkt Nibble: Der Weg nach draußen gelingt ihm nur, wenn er alle </w:t>
+      </w:r>
+      <w:r>
+        <w:t>Bauteile</w:t>
+      </w:r>
+      <w:r>
+        <w:t xml:space="preserve"> auf dem Motherboard zum Leben erweckt. An jede</w:t>
+      </w:r>
+      <w:r>
+        <w:t>m</w:t>
+      </w:r>
+      <w:r>
+        <w:t xml:space="preserve"> </w:t>
+      </w:r>
+      <w:r>
+        <w:t>Bauteil</w:t>
+      </w:r>
+      <w:r>
+        <w:t xml:space="preserve"> warten Aufgaben und Fragen auf ihn, die er lösen muss. </w:t>
+      </w:r>
+      <w:r>
+        <w:t>Das erste Bauteil</w:t>
+      </w:r>
+      <w:r>
+        <w:t xml:space="preserve"> wartet schon: der Kopfhöreranschluss.</w:t>
       </w:r>
     </w:p>
     <w:p>
@@ -80,15 +127,18 @@
         <w:pStyle w:val="etcueberschrift1"/>
       </w:pPr>
       <w:r>
-        <w:t>Die Aufgabe</w:t>
-      </w:r>
-      <w:r>
-        <w:t xml:space="preserve"> (Melanie)</w:t>
+        <w:t>Die Aufgabe (Melanie)</w:t>
       </w:r>
     </w:p>
     <w:p>
       <w:r>
-        <w:t>Am Kopfhöreranschluss angekommen, muss Nibble ein Minispiel und eine Frage meistern. Erst dann erwacht das Bauteil zum Leben. Mit jeder gelösten Station wird der Computer lebendiger und funktionsfähiger. Wie ihr euch sicher denken könnt: Nach der Frage am Kopfhöreranschluss gibt es endlich Ton.</w:t>
+        <w:t xml:space="preserve">Am Kopfhöreranschluss angekommen, muss Nibble ein Minispiel und eine Frage meistern. Erst dann erwacht das Bauteil zum Leben. Mit jeder gelösten </w:t>
+      </w:r>
+      <w:r>
+        <w:t>Fragen und jedem gelöstem Minispiel</w:t>
+      </w:r>
+      <w:r>
+        <w:t xml:space="preserve"> wird der Computer lebendiger und funktionsfähiger. Wie ihr euch sicher denken könnt: Nach der Frage am Kopfhöreranschluss gibt es endlich Ton.</w:t>
       </w:r>
     </w:p>
     <w:p>
@@ -96,15 +146,18 @@
         <w:pStyle w:val="etcueberschrift1"/>
       </w:pPr>
       <w:r>
-        <w:t>Die Gefahr</w:t>
-      </w:r>
-      <w:r>
-        <w:t xml:space="preserve"> (Oliver)</w:t>
+        <w:t>Die Gefahr (Oliver)</w:t>
       </w:r>
     </w:p>
     <w:p>
       <w:r>
-        <w:t>Doch an einer Station geschieht etwas Seltsames. Nibble beantwortet die Frage an der CPU, meistert das Minispiel, und plötzlich erwacht die CPU. Über die Leiterbahnen strömen lauter Bits heraus, Nullen und Einsen, und sie schauen ziemlich grimmig. Nibble ist sofort klar: Von denen halte ich mich besser fern. Doch er entdeckt auch, dass er sie zerstören kann, indem er selbst Bits auf sie wirft. Und Nibble merkt schnell: Jedes zerstörte Bit zählt. Je mehr er erwischt, desto besser.</w:t>
+        <w:t>Doch an einem Bauteil geschieht etwas Seltsames. Kaum hat Nibble an der CPU die Frage beantwortet und das Minispiel gemeistert, erwacht sie zum Leben. Und plötzlich strömen lauter Bits aus ihr heraus und rasen über die Leiterbahnen: Nullen und Einsen, die ziemlich grimmig dreinschauen.</w:t>
+      </w:r>
+      <w:r>
+        <w:t xml:space="preserve"> </w:t>
+      </w:r>
+      <w:r>
+        <w:t>Nibble ist sofort klar: Von denen halte ich mich besser fern. Doch er entdeckt auch, dass er sie zerstören kann, indem er selbst Bits auf sie wirft. Und Nibble merkt schnell: Jedes zerstörte Bit zählt. Je mehr er erwischt, desto besser.</w:t>
       </w:r>
     </w:p>
     <w:p>
@@ -112,15 +165,26 @@
         <w:pStyle w:val="etcueberschrift1"/>
       </w:pPr>
       <w:r>
-        <w:t>Die Flucht</w:t>
-      </w:r>
-      <w:r>
-        <w:t xml:space="preserve"> (Mario)</w:t>
+        <w:t>Die Flucht (Mario)</w:t>
       </w:r>
     </w:p>
     <w:p>
       <w:r>
-        <w:t xml:space="preserve">Nibble hat alle Stationen gemeistert, aber hinaus kommt er immer noch nicht. Da hört er plötzlich dumpfe Stimmen von draußen. </w:t>
+        <w:t xml:space="preserve">Nibble </w:t>
+      </w:r>
+      <w:proofErr w:type="gramStart"/>
+      <w:r>
+        <w:t>hat</w:t>
+      </w:r>
+      <w:proofErr w:type="gramEnd"/>
+      <w:r>
+        <w:t xml:space="preserve"> alle Stationen gemeistert</w:t>
+      </w:r>
+      <w:r>
+        <w:t>. Der Computer läuft</w:t>
+      </w:r>
+      <w:r>
+        <w:t xml:space="preserve">, aber hinaus kommt er immer noch nicht. Da hört er plötzlich dumpfe Stimmen von draußen. </w:t>
       </w:r>
       <w:r>
         <w:rPr>
@@ -128,26 +192,14 @@
           <w:bCs/>
           <w:highlight w:val="yellow"/>
         </w:rPr>
-        <w:t>„Hey, der Computer geht wieder!“</w:t>
+        <w:t>„Hey, der Computer geht wieder!“ (Oliver)</w:t>
       </w:r>
       <w:r>
         <w:rPr>
           <w:b/>
           <w:bCs/>
-          <w:highlight w:val="yellow"/>
         </w:rPr>
-        <w:t xml:space="preserve"> (Oliver)</w:t>
-      </w:r>
-      <w:r>
-        <w:rPr>
-          <w:b/>
-          <w:bCs/>
-          <w:highlight w:val="yellow"/>
-        </w:rPr>
-        <w:t>,</w:t>
-      </w:r>
-      <w:r>
-        <w:t xml:space="preserve"> ruft jemand. Und eine zweite Stimme antwortet: </w:t>
+        <w:t xml:space="preserve">. </w:t>
       </w:r>
       <w:r>
         <w:rPr>
@@ -155,15 +207,7 @@
           <w:bCs/>
           <w:highlight w:val="cyan"/>
         </w:rPr>
-        <w:t xml:space="preserve">„Na endlich! Dann steck doch gleich den Drucker an.“ </w:t>
-      </w:r>
-      <w:r>
-        <w:rPr>
-          <w:b/>
-          <w:bCs/>
-          <w:highlight w:val="cyan"/>
-        </w:rPr>
-        <w:t>(Melanie</w:t>
+        <w:t>„Na endlich! Dann steck doch gleich den Drucker an.“ (Melanie</w:t>
       </w:r>
       <w:r>
         <w:rPr>
@@ -173,10 +217,7 @@
         <w:t>)</w:t>
       </w:r>
       <w:r>
-        <w:t xml:space="preserve"> </w:t>
-      </w:r>
-      <w:r>
-        <w:t>Kurz darauf bemerkt Nibble, wie jemand ein Kabel am USB-Anschluss ansteckt. Nibble nutzt seine Chance und springt in das Kabel hinein.</w:t>
+        <w:t xml:space="preserve"> Kurz darauf bemerkt Nibble, wie jemand ein Kabel am USB-Anschluss ansteckt. Nibble nutzt seine Chance und springt in das Kabel hinein.</w:t>
       </w:r>
     </w:p>
     <w:p>
@@ -186,10 +227,27 @@
       <w:r>
         <w:t>Geschafft</w:t>
       </w:r>
+      <w:r>
+        <w:t xml:space="preserve"> (Melanie)</w:t>
+      </w:r>
     </w:p>
     <w:p>
       <w:r>
-        <w:t>Er druckt sich einfach selbst aus und ist damit zurück in der analogen Welt. Und mit ihm auf dem Blatt steht alles, was er auf seiner Reise gelernt hat.</w:t>
+        <w:t xml:space="preserve">Geschafft! </w:t>
+      </w:r>
+      <w:proofErr w:type="gramStart"/>
+      <w:r>
+        <w:t>Er</w:t>
+      </w:r>
+      <w:proofErr w:type="gramEnd"/>
+      <w:r>
+        <w:t xml:space="preserve"> druckt sich einfach selbst aus und ist damit zurück in der analogen Welt. Und mit ihm auf dem </w:t>
+      </w:r>
+      <w:r>
+        <w:t xml:space="preserve">gedruckten </w:t>
+      </w:r>
+      <w:r>
+        <w:t>Blatt steht alles, was er auf seiner Reise gelernt hat.</w:t>
       </w:r>
     </w:p>
     <w:sectPr>
@@ -2312,6 +2370,7 @@
   <w:style w:type="character" w:default="1" w:styleId="Absatz-Standardschriftart">
     <w:name w:val="Default Paragraph Font"/>
     <w:uiPriority w:val="1"/>
+    <w:semiHidden/>
     <w:unhideWhenUsed/>
   </w:style>
   <w:style w:type="table" w:default="1" w:styleId="NormaleTabelle">
